--- a/RFI-Docs/Military Occupational Blast Exposure (MOBE) Talking Points 7-22-24.docx
+++ b/RFI-Docs/Military Occupational Blast Exposure (MOBE) Talking Points 7-22-24.docx
@@ -4,8 +4,122 @@
   <w:body>
     <w:p>
       <w:pPr>
+        <w:jc w:val="left"/>
+      </w:pPr>
+      <w:r>
+        <w:rPr>
+          <w:color w:val="646464"/>
+          <w:sz w:val="18"/>
+        </w:rPr>
+        <w:t>Document: Military Occupational Blast Exposure (MOBE) Talking Points 7-22-24.docx</w:t>
+      </w:r>
+    </w:p>
+    <w:p>
+      <w:pPr>
+        <w:jc w:val="left"/>
+      </w:pPr>
+      <w:r>
+        <w:rPr>
+          <w:color w:val="646464"/>
+          <w:sz w:val="18"/>
+        </w:rPr>
+        <w:t>Title: Military Occupational Blast Exposure (MOBE) Talking Points 7-22-24</w:t>
+      </w:r>
+    </w:p>
+    <w:p>
+      <w:pPr>
+        <w:jc w:val="left"/>
+      </w:pPr>
+      <w:r>
+        <w:rPr>
+          <w:color w:val="646464"/>
+          <w:sz w:val="18"/>
+        </w:rPr>
+        <w:t>Topic: Traumatic Brain Injury (TBI) | Type: Talking Points</w:t>
+      </w:r>
+    </w:p>
+    <w:p>
+      <w:pPr>
+        <w:jc w:val="left"/>
+      </w:pPr>
+      <w:r>
+        <w:rPr>
+          <w:color w:val="646464"/>
+          <w:sz w:val="18"/>
+        </w:rPr>
+        <w:t>Created: 2024-07-25 | By: Richman, Michael (VACO)</w:t>
+      </w:r>
+    </w:p>
+    <w:p>
+      <w:pPr>
+        <w:jc w:val="left"/>
+      </w:pPr>
+      <w:r>
+        <w:rPr>
+          <w:color w:val="646464"/>
+          <w:sz w:val="18"/>
+        </w:rPr>
+        <w:t>Modified: 2024-08-21 | By: Bartlinski, David</w:t>
+      </w:r>
+    </w:p>
+    <w:p>
+      <w:pPr>
+        <w:jc w:val="left"/>
+      </w:pPr>
+      <w:r>
+        <w:rPr>
+          <w:color w:val="C8C8C8"/>
+          <w:sz w:val="16"/>
+        </w:rPr>
+        <w:t>────────────────────────────────────────────────────────────────────────────────</w:t>
+      </w:r>
+    </w:p>
+    <w:p>
+      <w:pPr>
+        <w:jc w:val="left"/>
+      </w:pPr>
+      <w:r/>
+    </w:p>
+    <w:p>
+      <w:pPr>
+        <w:jc w:val="left"/>
+      </w:pPr>
+      <w:r>
+        <w:rPr>
+          <w:color w:val="646464"/>
+          <w:sz w:val="18"/>
+        </w:rPr>
+        <w:t>Topic: Traumatic Brain Injury (TBI) | Type: Talking Points</w:t>
+      </w:r>
+    </w:p>
+    <w:p>
+      <w:pPr>
+        <w:jc w:val="left"/>
+      </w:pPr>
+      <w:r>
+        <w:rPr>
+          <w:color w:val="646464"/>
+          <w:sz w:val="18"/>
+        </w:rPr>
+        <w:t>Created: 2024-07-25 | By: Richman, Michael (VACO)</w:t>
+      </w:r>
+    </w:p>
+    <w:p>
+      <w:pPr>
+        <w:jc w:val="left"/>
+      </w:pPr>
+      <w:r>
+        <w:rPr>
+          <w:color w:val="646464"/>
+          <w:sz w:val="18"/>
+        </w:rPr>
+        <w:t>Modified: 2024-08-21 | By: Bartlinski, David</w:t>
+      </w:r>
+    </w:p>
+    <w:p>
+      <w:pPr>
         <w:spacing w:before="120" w:after="0" w:line="240" w:lineRule="auto"/>
-        <w:jc w:val="center"/>
+        <w:jc w:val="left"/>
         <w:rPr>
           <w:rFonts w:eastAsia="Times New Roman" w:cstheme="minorHAnsi"/>
           <w:b/>
@@ -16,96 +130,24 @@
       </w:pPr>
       <w:r>
         <w:rPr>
-          <w:rFonts w:eastAsia="Times New Roman" w:cstheme="minorHAnsi"/>
+          <w:color w:val="C8C8C8"/>
+          <w:sz w:val="16"/>
+        </w:rPr>
+        <w:t>────────────────────────────────────────────────────────────────────────────────</w:t>
+      </w:r>
+    </w:p>
+    <w:p>
+      <w:pPr>
+        <w:spacing w:after="0" w:line="240" w:lineRule="auto"/>
+        <w:rPr>
+          <w:rFonts w:ascii="Times New Roman" w:eastAsia="Times New Roman" w:hAnsi="Times New Roman" w:cs="Times New Roman"/>
           <w:b/>
           <w:bCs/>
           <w:sz w:val="24"/>
           <w:szCs w:val="24"/>
         </w:rPr>
-        <w:t>Talking Points on M</w:t>
-      </w:r>
-      <w:r>
-        <w:rPr>
-          <w:rFonts w:eastAsia="Times New Roman" w:cstheme="minorHAnsi"/>
-          <w:b/>
-          <w:bCs/>
-          <w:sz w:val="24"/>
-          <w:szCs w:val="24"/>
-        </w:rPr>
-        <w:t xml:space="preserve">ilitary </w:t>
-      </w:r>
-      <w:r>
-        <w:rPr>
-          <w:rFonts w:eastAsia="Times New Roman" w:cstheme="minorHAnsi"/>
-          <w:b/>
-          <w:bCs/>
-          <w:sz w:val="24"/>
-          <w:szCs w:val="24"/>
-        </w:rPr>
-        <w:t>O</w:t>
-      </w:r>
-      <w:r>
-        <w:rPr>
-          <w:rFonts w:eastAsia="Times New Roman" w:cstheme="minorHAnsi"/>
-          <w:b/>
-          <w:bCs/>
-          <w:sz w:val="24"/>
-          <w:szCs w:val="24"/>
-        </w:rPr>
-        <w:t xml:space="preserve">ccupational </w:t>
-      </w:r>
-      <w:r>
-        <w:rPr>
-          <w:rFonts w:eastAsia="Times New Roman" w:cstheme="minorHAnsi"/>
-          <w:b/>
-          <w:bCs/>
-          <w:sz w:val="24"/>
-          <w:szCs w:val="24"/>
-        </w:rPr>
-        <w:t>B</w:t>
-      </w:r>
-      <w:r>
-        <w:rPr>
-          <w:rFonts w:eastAsia="Times New Roman" w:cstheme="minorHAnsi"/>
-          <w:b/>
-          <w:bCs/>
-          <w:sz w:val="24"/>
-          <w:szCs w:val="24"/>
-        </w:rPr>
-        <w:t xml:space="preserve">last </w:t>
-      </w:r>
-      <w:r>
-        <w:rPr>
-          <w:rFonts w:eastAsia="Times New Roman" w:cstheme="minorHAnsi"/>
-          <w:b/>
-          <w:bCs/>
-          <w:sz w:val="24"/>
-          <w:szCs w:val="24"/>
-        </w:rPr>
-        <w:t>E</w:t>
-      </w:r>
-      <w:r>
-        <w:rPr>
-          <w:rFonts w:eastAsia="Times New Roman" w:cstheme="minorHAnsi"/>
-          <w:b/>
-          <w:bCs/>
-          <w:sz w:val="24"/>
-          <w:szCs w:val="24"/>
-        </w:rPr>
-        <w:t>xposure (MOBE)</w:t>
-      </w:r>
-    </w:p>
-    <w:p>
-      <w:pPr>
-        <w:spacing w:after="0" w:line="240" w:lineRule="auto"/>
-        <w:rPr>
-          <w:rFonts w:ascii="Times New Roman" w:eastAsia="Times New Roman" w:hAnsi="Times New Roman" w:cs="Times New Roman"/>
-          <w:b/>
-          <w:bCs/>
-          <w:sz w:val="24"/>
-          <w:szCs w:val="24"/>
-        </w:rPr>
-      </w:pPr>
+      </w:pPr>
+      <w:r/>
     </w:p>
     <w:p>
       <w:pPr>
